--- a/Arquitectura de Sistemas Computacionales/Parciales/Parcial 3 - Rendimiento escalabilidad y cierre de proyecto.docx
+++ b/Arquitectura de Sistemas Computacionales/Parciales/Parcial 3 - Rendimiento escalabilidad y cierre de proyecto.docx
@@ -1004,7 +1004,7 @@
           <w:color w:val="2B2B2B"/>
           <w:sz w:val="22"/>
         </w:rPr>
-        <w:t xml:space="preserve">    b) Evalúa picos súbitos de tráfico</w:t>
+        <w:t xml:space="preserve">    b) Evalúa picos repentinos de tráfico</w:t>
       </w:r>
     </w:p>
     <w:p>
